--- a/atelier/atelier_084.docx
+++ b/atelier/atelier_084.docx
@@ -288,7 +288,7 @@
           </w:tcPr>
           <w:p>
             <w:r>
-              <w:t xml:space="preserve">La squad (Dev + Ops), écran partagé, .gitlab-ci.yml et planificateur ouverts</w:t>
+              <w:t xml:space="preserve">La squad (Dev + Ops), écran partagé,.gitlab-ci.yml et planificateur ouverts</w:t>
             </w:r>
           </w:p>
         </w:tc>
@@ -441,7 +441,7 @@
           </w:tcPr>
           <w:p>
             <w:r>
-              <w:t xml:space="preserve">Seuil d’âge posé (#82), convention de nommage adoptée (#83)</w:t>
+              <w:t xml:space="preserve">Seuil d’âge posé, convention de nommage adoptée</w:t>
             </w:r>
           </w:p>
         </w:tc>
@@ -460,7 +460,7 @@
         <w:spacing w:after="120"/>
       </w:pPr>
       <w:r>
-        <w:t xml:space="preserve">Tout est en place : le robinet est fermé (#80), le repo a été nettoyé (#81), la règle d’âge existe (#82) et les noms sont structurés (#83). Mais il reste une fragilité : l’entretien repose encore sur quelqu’un qui pense à le faire. Une règle d’âge qu’aucun rituel n’applique finit par dormir ; un mois chargé, et les branches recommencent à s’accumuler. Le sujet de cet atelier est de confier la surveillance à la machine : un job planifié, hebdomadaire, qui applique automatiquement le seuil d’âge du #82 et les filtres de nommage du #83, liste les branches devenues stale, et notifie leurs auteurs. On passe d’un entretien qui dépend de la mémoire humaine à une vigilance automatique qui tourne toute seule. Point essentiel, fidèle à la manière de la squad : le job NOTIFIE, il ne supprime pas. La machine détecte et alerte ; l’humain, prévenu, décide du sort de SA branche. On automatise la surveillance, pas la décision.</w:t>
+        <w:t xml:space="preserve">Tout est en place : le robinet est fermé, le repo a été nettoyé, la règle d’âge existe et les noms sont structurés. Mais il reste une fragilité : l’entretien repose encore sur quelqu’un qui pense à le faire. Une règle d’âge qu’aucun rituel n’applique finit par dormir ; un mois chargé, et les branches recommencent à s’accumuler. Le sujet de cet atelier est de confier la surveillance à la machine : un job planifié, hebdomadaire, qui applique automatiquement le seuil d’âge du les branches qui vieillissent : la règle des 30 jours et les filtres de nommage du nommer pour s’y retrouver : les conventions de branches, liste les branches devenues stale, et notifie leurs auteurs. On passe d’un entretien qui dépend de la mémoire humaine à une vigilance automatique qui tourne toute seule. Point essentiel, fidèle à la manière de la squad : le job NOTIFIE, il ne supprime pas. La machine détecte et alerte ; l’humain, prévenu, décide du sort de SA branche. On automatise la surveillance, pas la décision.</w:t>
       </w:r>
     </w:p>
     <w:p>
@@ -520,7 +520,7 @@
         <w:spacing w:after="80"/>
       </w:pPr>
       <w:r>
-        <w:t xml:space="preserve">C’est le même partage que partout dans la squad : l’automatique détecte, l’humain valide. Comme le garde-fou de durée (#77) qui alerte sans bloquer, comme la release pilotée (#71) où l’outil calcule et l’humain publie : la machine fait le travail mécanique et répétitif, l’humain garde la main sur ce qui a des conséquences. La surveillance des branches suit exactement cette doctrine.</w:t>
+        <w:t xml:space="preserve">C’est le même partage que partout dans la squad : l’automatique détecte, l’humain valide. Comme le garde-fou de durée qui alerte sans bloquer, comme la release pilotée où l’outil calcule et l’humain publie : la machine fait le travail mécanique et répétitif, l’humain garde la main sur ce qui a des conséquences. La surveillance des branches suit exactement cette doctrine.</w:t>
       </w:r>
     </w:p>
     <w:p>
@@ -536,7 +536,7 @@
         <w:spacing w:after="120"/>
       </w:pPr>
       <w:r>
-        <w:t xml:space="preserve">Le job s’appuie entièrement sur ce qui a été posé aux ateliers précédents : le seuil d’âge du #82, les préfixes de nommage du #83. Il ne fait que les appliquer automatiquement, chaque semaine.</w:t>
+        <w:t xml:space="preserve">Le job s’appuie entièrement sur ce qui a été posé aux ateliers précédents : le seuil d’âge du les branches qui vieillissent : la règle des 30 jours, les préfixes de nommage du nommer pour s’y retrouver : les conventions de branches. Il ne fait que les appliquer automatiquement, chaque semaine.</w:t>
       </w:r>
     </w:p>
     <w:tbl>
@@ -599,117 +599,117 @@
                 <w:sz w:val="18"/>
                 <w:szCs w:val="18"/>
               </w:rPr>
-              <w:t xml:space="preserve">  1. LISTER les branches du repo (API GitLab).</w:t>
-            </w:r>
-          </w:p>
-          <w:p>
-            <w:r>
-              <w:rPr>
-                <w:rFonts w:ascii="Consolas" w:cs="Consolas" w:eastAsia="Consolas" w:hAnsi="Consolas"/>
-                <w:sz w:val="18"/>
-                <w:szCs w:val="18"/>
-              </w:rPr>
-              <w:t xml:space="preserve">  2. FILTRER selon les règles posées :</w:t>
-            </w:r>
-          </w:p>
-          <w:p>
-            <w:r>
-              <w:rPr>
-                <w:rFonts w:ascii="Consolas" w:cs="Consolas" w:eastAsia="Consolas" w:hAnsi="Consolas"/>
-                <w:sz w:val="18"/>
-                <w:szCs w:val="18"/>
-              </w:rPr>
-              <w:t xml:space="preserve">       - non mergées dans main</w:t>
-            </w:r>
-          </w:p>
-          <w:p>
-            <w:r>
-              <w:rPr>
-                <w:rFonts w:ascii="Consolas" w:cs="Consolas" w:eastAsia="Consolas" w:hAnsi="Consolas"/>
-                <w:sz w:val="18"/>
-                <w:szCs w:val="18"/>
-              </w:rPr>
-              <w:t xml:space="preserve">       - dernier commit &gt; seuil d'âge (#82, ex. 30j)</w:t>
-            </w:r>
-          </w:p>
-          <w:p>
-            <w:r>
-              <w:rPr>
-                <w:rFonts w:ascii="Consolas" w:cs="Consolas" w:eastAsia="Consolas" w:hAnsi="Consolas"/>
-                <w:sz w:val="18"/>
-                <w:szCs w:val="18"/>
-              </w:rPr>
-              <w:t xml:space="preserve">       - affiner par type si pertinent (#83) :</w:t>
-            </w:r>
-          </w:p>
-          <w:p>
-            <w:r>
-              <w:rPr>
-                <w:rFonts w:ascii="Consolas" w:cs="Consolas" w:eastAsia="Consolas" w:hAnsi="Consolas"/>
-                <w:sz w:val="18"/>
-                <w:szCs w:val="18"/>
-              </w:rPr>
-              <w:t xml:space="preserve">           hotfix/* stale après quelques jours,</w:t>
-            </w:r>
-          </w:p>
-          <w:p>
-            <w:r>
-              <w:rPr>
-                <w:rFonts w:ascii="Consolas" w:cs="Consolas" w:eastAsia="Consolas" w:hAnsi="Consolas"/>
-                <w:sz w:val="18"/>
-                <w:szCs w:val="18"/>
-              </w:rPr>
-              <w:t xml:space="preserve">           feature/* après le seuil standard</w:t>
-            </w:r>
-          </w:p>
-          <w:p>
-            <w:r>
-              <w:rPr>
-                <w:rFonts w:ascii="Consolas" w:cs="Consolas" w:eastAsia="Consolas" w:hAnsi="Consolas"/>
-                <w:sz w:val="18"/>
-                <w:szCs w:val="18"/>
-              </w:rPr>
-              <w:t xml:space="preserve">  3. NOTIFIER (jamais supprimer) :</w:t>
-            </w:r>
-          </w:p>
-          <w:p>
-            <w:r>
-              <w:rPr>
-                <w:rFonts w:ascii="Consolas" w:cs="Consolas" w:eastAsia="Consolas" w:hAnsi="Consolas"/>
-                <w:sz w:val="18"/>
-                <w:szCs w:val="18"/>
-              </w:rPr>
-              <w:t xml:space="preserve">       - regrouper par auteur</w:t>
-            </w:r>
-          </w:p>
-          <w:p>
-            <w:r>
-              <w:rPr>
-                <w:rFonts w:ascii="Consolas" w:cs="Consolas" w:eastAsia="Consolas" w:hAnsi="Consolas"/>
-                <w:sz w:val="18"/>
-                <w:szCs w:val="18"/>
-              </w:rPr>
-              <w:t xml:space="preserve">       - message : branche, âge, dernier commit, ticket</w:t>
-            </w:r>
-          </w:p>
-          <w:p>
-            <w:r>
-              <w:rPr>
-                <w:rFonts w:ascii="Consolas" w:cs="Consolas" w:eastAsia="Consolas" w:hAnsi="Consolas"/>
-                <w:sz w:val="18"/>
-                <w:szCs w:val="18"/>
-              </w:rPr>
-              <w:t xml:space="preserve">       - canal : Slack/Teams de la squad ou mail à l'auteur</w:t>
-            </w:r>
-          </w:p>
-          <w:p>
-            <w:r>
-              <w:rPr>
-                <w:rFonts w:ascii="Consolas" w:cs="Consolas" w:eastAsia="Consolas" w:hAnsi="Consolas"/>
-                <w:sz w:val="18"/>
-                <w:szCs w:val="18"/>
-              </w:rPr>
-              <w:t xml:space="preserve">  4. (optionnel) produire un rapport récap pour la squad.</w:t>
+              <w:t xml:space="preserve"> 1. LISTER les branches du repo (API GitLab).</w:t>
+            </w:r>
+          </w:p>
+          <w:p>
+            <w:r>
+              <w:rPr>
+                <w:rFonts w:ascii="Consolas" w:cs="Consolas" w:eastAsia="Consolas" w:hAnsi="Consolas"/>
+                <w:sz w:val="18"/>
+                <w:szCs w:val="18"/>
+              </w:rPr>
+              <w:t xml:space="preserve"> 2. FILTRER selon les règles posées :</w:t>
+            </w:r>
+          </w:p>
+          <w:p>
+            <w:r>
+              <w:rPr>
+                <w:rFonts w:ascii="Consolas" w:cs="Consolas" w:eastAsia="Consolas" w:hAnsi="Consolas"/>
+                <w:sz w:val="18"/>
+                <w:szCs w:val="18"/>
+              </w:rPr>
+              <w:t xml:space="preserve"> - non mergées dans main</w:t>
+            </w:r>
+          </w:p>
+          <w:p>
+            <w:r>
+              <w:rPr>
+                <w:rFonts w:ascii="Consolas" w:cs="Consolas" w:eastAsia="Consolas" w:hAnsi="Consolas"/>
+                <w:sz w:val="18"/>
+                <w:szCs w:val="18"/>
+              </w:rPr>
+              <w:t xml:space="preserve"> - dernier commit &gt; seuil d'âge (ex. 30j)</w:t>
+            </w:r>
+          </w:p>
+          <w:p>
+            <w:r>
+              <w:rPr>
+                <w:rFonts w:ascii="Consolas" w:cs="Consolas" w:eastAsia="Consolas" w:hAnsi="Consolas"/>
+                <w:sz w:val="18"/>
+                <w:szCs w:val="18"/>
+              </w:rPr>
+              <w:t xml:space="preserve"> - affiner par type si pertinent :</w:t>
+            </w:r>
+          </w:p>
+          <w:p>
+            <w:r>
+              <w:rPr>
+                <w:rFonts w:ascii="Consolas" w:cs="Consolas" w:eastAsia="Consolas" w:hAnsi="Consolas"/>
+                <w:sz w:val="18"/>
+                <w:szCs w:val="18"/>
+              </w:rPr>
+              <w:t xml:space="preserve"> hotfix/* stale après quelques jours,</w:t>
+            </w:r>
+          </w:p>
+          <w:p>
+            <w:r>
+              <w:rPr>
+                <w:rFonts w:ascii="Consolas" w:cs="Consolas" w:eastAsia="Consolas" w:hAnsi="Consolas"/>
+                <w:sz w:val="18"/>
+                <w:szCs w:val="18"/>
+              </w:rPr>
+              <w:t xml:space="preserve"> feature/* après le seuil standard</w:t>
+            </w:r>
+          </w:p>
+          <w:p>
+            <w:r>
+              <w:rPr>
+                <w:rFonts w:ascii="Consolas" w:cs="Consolas" w:eastAsia="Consolas" w:hAnsi="Consolas"/>
+                <w:sz w:val="18"/>
+                <w:szCs w:val="18"/>
+              </w:rPr>
+              <w:t xml:space="preserve"> 3. NOTIFIER (jamais supprimer) :</w:t>
+            </w:r>
+          </w:p>
+          <w:p>
+            <w:r>
+              <w:rPr>
+                <w:rFonts w:ascii="Consolas" w:cs="Consolas" w:eastAsia="Consolas" w:hAnsi="Consolas"/>
+                <w:sz w:val="18"/>
+                <w:szCs w:val="18"/>
+              </w:rPr>
+              <w:t xml:space="preserve"> - regrouper par auteur</w:t>
+            </w:r>
+          </w:p>
+          <w:p>
+            <w:r>
+              <w:rPr>
+                <w:rFonts w:ascii="Consolas" w:cs="Consolas" w:eastAsia="Consolas" w:hAnsi="Consolas"/>
+                <w:sz w:val="18"/>
+                <w:szCs w:val="18"/>
+              </w:rPr>
+              <w:t xml:space="preserve"> - message : branche, âge, dernier commit, ticket</w:t>
+            </w:r>
+          </w:p>
+          <w:p>
+            <w:r>
+              <w:rPr>
+                <w:rFonts w:ascii="Consolas" w:cs="Consolas" w:eastAsia="Consolas" w:hAnsi="Consolas"/>
+                <w:sz w:val="18"/>
+                <w:szCs w:val="18"/>
+              </w:rPr>
+              <w:t xml:space="preserve"> - canal : Slack/Teams de la squad ou mail à l'auteur</w:t>
+            </w:r>
+          </w:p>
+          <w:p>
+            <w:r>
+              <w:rPr>
+                <w:rFonts w:ascii="Consolas" w:cs="Consolas" w:eastAsia="Consolas" w:hAnsi="Consolas"/>
+                <w:sz w:val="18"/>
+                <w:szCs w:val="18"/>
+              </w:rPr>
+              <w:t xml:space="preserve"> 4. (optionnel) produire un rapport récap pour la squad.</w:t>
             </w:r>
           </w:p>
           <w:p>
@@ -729,17 +729,17 @@
                 <w:sz w:val="18"/>
                 <w:szCs w:val="18"/>
               </w:rPr>
-              <w:t xml:space="preserve">  Planification : Build &gt; Pipeline schedules</w:t>
-            </w:r>
-          </w:p>
-          <w:p>
-            <w:r>
-              <w:rPr>
-                <w:rFonts w:ascii="Consolas" w:cs="Consolas" w:eastAsia="Consolas" w:hAnsi="Consolas"/>
-                <w:sz w:val="18"/>
-                <w:szCs w:val="18"/>
-              </w:rPr>
-              <w:t xml:space="preserve">    -&gt; cron hebdo (ex. lundi 9h), variable SENTINELLE=1</w:t>
+              <w:t xml:space="preserve"> Planification : Build &gt; Pipeline schedules</w:t>
+            </w:r>
+          </w:p>
+          <w:p>
+            <w:r>
+              <w:rPr>
+                <w:rFonts w:ascii="Consolas" w:cs="Consolas" w:eastAsia="Consolas" w:hAnsi="Consolas"/>
+                <w:sz w:val="18"/>
+                <w:szCs w:val="18"/>
+              </w:rPr>
+              <w:t xml:space="preserve"> -&gt; cron hebdo (ex. lundi 9h), variable SENTINELLE=1</w:t>
             </w:r>
           </w:p>
           <w:p>
@@ -759,17 +759,17 @@
                 <w:sz w:val="18"/>
                 <w:szCs w:val="18"/>
               </w:rPr>
-              <w:t xml:space="preserve">  Le job ne fait que DÉTECTER et ALERTER. La suppression</w:t>
-            </w:r>
-          </w:p>
-          <w:p>
-            <w:r>
-              <w:rPr>
-                <w:rFonts w:ascii="Consolas" w:cs="Consolas" w:eastAsia="Consolas" w:hAnsi="Consolas"/>
-                <w:sz w:val="18"/>
-                <w:szCs w:val="18"/>
-              </w:rPr>
-              <w:t xml:space="preserve">  reste un geste humain, décidé par l'auteur prévenu.</w:t>
+              <w:t xml:space="preserve"> Le job ne fait que DÉTECTER et ALERTER. La suppression</w:t>
+            </w:r>
+          </w:p>
+          <w:p>
+            <w:r>
+              <w:rPr>
+                <w:rFonts w:ascii="Consolas" w:cs="Consolas" w:eastAsia="Consolas" w:hAnsi="Consolas"/>
+                <w:sz w:val="18"/>
+                <w:szCs w:val="18"/>
+              </w:rPr>
+              <w:t xml:space="preserve"> reste un geste humain, décidé par l'auteur prévenu.</w:t>
             </w:r>
           </w:p>
         </w:tc>
@@ -793,7 +793,7 @@
         <w:spacing w:after="80"/>
       </w:pPr>
       <w:r>
-        <w:t xml:space="preserve">Réutiliser le seuil et les filtres déjà définis, ne pas les réinventer : le job applique le seuil d’âge adopté au #82 et les préfixes du #83. L’atelier n’est pas un nouveau débat sur les règles — elles existent — mais leur mise en œuvre automatique. Si les durées de vie par type ont été définies (#83), le job peut être plus fin qu’un seuil unique.</w:t>
+        <w:t xml:space="preserve">Réutiliser le seuil et les filtres déjà définis, ne pas les réinventer : le job applique le seuil d’âge adopté au les branches qui vieillissent : la règle des 30 jours et les préfixes du nommer pour s’y retrouver : les conventions de branches. L’atelier n’est pas un nouveau débat sur les règles — elles existent — mais leur mise en œuvre automatique. Si les durées de vie par type ont été définies, le job peut être plus fin qu’un seuil unique.</w:t>
       </w:r>
     </w:p>
     <w:p>
@@ -819,7 +819,7 @@
         <w:spacing w:after="80"/>
       </w:pPr>
       <w:r>
-        <w:t xml:space="preserve">Notifier utilement : la bonne personne, l’info qui permet de décider : le message doit aller à l’auteur de la branche et contenir ce qu’il faut pour trancher en dix secondes — nom de la branche, âge, dernier commit, ticket rattaché (lisible grâce au #83). Une notification vague (« des branches sont vieilles ») est ignorée ; une notification ciblée et actionnable est suivie d’effet.</w:t>
+        <w:t xml:space="preserve">Notifier utilement : la bonne personne, l’info qui permet de décider : le message doit aller à l’auteur de la branche et contenir ce qu’il faut pour trancher en dix secondes — nom de la branche, âge, dernier commit, ticket rattaché (lisible grâce au nommer pour s’y retrouver : les conventions de branches). Une notification vague (« des branches sont vieilles ») est ignorée ; une notification ciblée et actionnable est suivie d’effet.</w:t>
       </w:r>
     </w:p>
     <w:p>
@@ -904,7 +904,7 @@
         <w:spacing w:after="120"/>
       </w:pPr>
       <w:r>
-        <w:t xml:space="preserve">À la sortie, un job planifié hebdomadaire surveille automatiquement les branches de la squad : il applique le seuil d’âge (#82) et les filtres de nommage (#83), repère les branches devenues stale, et notifie leurs auteurs avec l’information utile pour décider. L’entretien des branches ne dépend plus de la mémoire de quelqu’un — il tourne tout seul. Et la décision de supprimer reste un geste humain, pris par l’auteur prévenu, jamais par le script. La métrique Branches stale se maintient basse sans effort manuel : la sentinelle veille, l’équipe tranche.</w:t>
+        <w:t xml:space="preserve">À la sortie, un job planifié hebdomadaire surveille automatiquement les branches de la squad : il applique le seuil d’âge et les filtres de nommage, repère les branches devenues stale, et notifie leurs auteurs avec l’information utile pour décider. L’entretien des branches ne dépend plus de la mémoire de quelqu’un — il tourne tout seul. Et la décision de supprimer reste un geste humain, pris par l’auteur prévenu, jamais par le script. La métrique Branches stale se maintient basse sans effort manuel : la sentinelle veille, l’équipe tranche.</w:t>
       </w:r>
     </w:p>
     <w:p>
@@ -937,7 +937,7 @@
         <w:spacing w:after="80"/>
       </w:pPr>
       <w:r>
-        <w:t xml:space="preserve">Zone « Les règles appliquées » — seuil d’âge (#82) et filtres de nommage (#83) que le job applique.</w:t>
+        <w:t xml:space="preserve">Zone « Les règles appliquées » — seuil d’âge et filtres de nommage que le job applique.</w:t>
       </w:r>
     </w:p>
     <w:p>
@@ -1024,7 +1024,7 @@
         <w:t xml:space="preserve">(10 min) Cadrer ce que le job applique</w:t>
       </w:r>
       <w:r>
-        <w:t xml:space="preserve"> — reprendre le seuil (#82) et les filtres de nommage (#83) ; décider si on affine par type de branche.</w:t>
+        <w:t xml:space="preserve"> — reprendre le seuil et les filtres de nommage ; décider si on affine par type de branche.</w:t>
       </w:r>
     </w:p>
     <w:p>
@@ -1125,7 +1125,7 @@
         <w:spacing w:after="80"/>
       </w:pPr>
       <w:r>
-        <w:t xml:space="preserve">Le job de détection des branches stale, appliquant seuil d’âge (#82) et filtres de nommage (#83).</w:t>
+        <w:t xml:space="preserve">Le job de détection des branches stale, appliquant seuil d’âge et filtres de nommage.</w:t>
       </w:r>
     </w:p>
     <w:p>
@@ -1180,7 +1180,7 @@
         <w:spacing w:after="120"/>
       </w:pPr>
       <w:r>
-        <w:t xml:space="preserve">Avec cette sentinelle, la question H01 est complète sur tout son gradient : fermer le robinet (#80, suppression auto au merge), vider la baignoire (#81, grand nettoyage), traiter l’angle mort et poser le critère d’âge (#82), rendre les branches lisibles (#83, nommage), et confier la surveillance à la machine (#84). Le repo reste propre sans effort récurrent, et la seule part qui exige un humain — décider du sort d’une branche non mergée — lui est explicitement réservée. L’hygiène des branches est devenue un système qui s’entretient, pas une corvée qui se rappelle.</w:t>
+        <w:t xml:space="preserve">Avec cette sentinelle, la question H01 est complète sur tout son gradient : fermer le robinet (suppression auto au merge), vider la baignoire (grand nettoyage), traiter l’angle mort et poser le critère d’âge, rendre les branches lisibles (nommage), et confier la surveillance à la machine. Le repo reste propre sans effort récurrent, et la seule part qui exige un humain — décider du sort d’une branche non mergée — lui est explicitement réservée. L’hygiène des branches est devenue un système qui s’entretient, pas une corvée qui se rappelle.</w:t>
       </w:r>
     </w:p>
     <w:p>
